--- a/templates/farmacia/modelo_relatorio_farmacia_automatizado.docx
+++ b/templates/farmacia/modelo_relatorio_farmacia_automatizado.docx
@@ -551,7 +551,16 @@
                                 <w:color w:val="000000"/>
                                 <w:sz w:val="28"/>
                               </w:rPr>
-                              <w:t>UNINOVE - 2026.1</w:t>
+                              <w:t>UNINOVE - 2026.</w:t>
+                            </w:r>
+                            <w:r>
+                              <w:rPr>
+                                <w:rFonts w:ascii="Times New Roman" w:eastAsia="Arial" w:hAnsi="Times New Roman" w:cs="Times New Roman"/>
+                                <w:b/>
+                                <w:color w:val="000000"/>
+                                <w:sz w:val="28"/>
+                              </w:rPr>
+                              <w:t>2</w:t>
                             </w:r>
                           </w:p>
                         </w:txbxContent>
@@ -607,7 +616,16 @@
                           <w:color w:val="000000"/>
                           <w:sz w:val="28"/>
                         </w:rPr>
-                        <w:t>UNINOVE - 2026.1</w:t>
+                        <w:t>UNINOVE - 2026.</w:t>
+                      </w:r>
+                      <w:r>
+                        <w:rPr>
+                          <w:rFonts w:ascii="Times New Roman" w:eastAsia="Arial" w:hAnsi="Times New Roman" w:cs="Times New Roman"/>
+                          <w:b/>
+                          <w:color w:val="000000"/>
+                          <w:sz w:val="28"/>
+                        </w:rPr>
+                        <w:t>2</w:t>
                       </w:r>
                     </w:p>
                   </w:txbxContent>
@@ -1331,6 +1349,9 @@
     </w:p>
     <w:p>
       <w:pPr>
+        <w:tabs>
+          <w:tab w:val="left" w:pos="4819"/>
+        </w:tabs>
         <w:spacing w:before="240" w:after="120" w:line="480" w:lineRule="auto"/>
         <w:rPr>
           <w:rFonts w:ascii="Times New Roman" w:eastAsia="Arial" w:hAnsi="Times New Roman" w:cs="Times New Roman"/>
@@ -1341,6 +1362,48 @@
       </w:pPr>
       <w:r>
         <w:rPr>
+          <w:rFonts w:ascii="Times New Roman" w:hAnsi="Times New Roman"/>
+          <w:b/>
+          <w:sz w:val="24"/>
+        </w:rPr>
+        <w:t>BAIRRO:</w:t>
+      </w:r>
+      <w:r>
+        <w:rPr>
+          <w:rFonts w:ascii="Times New Roman" w:hAnsi="Times New Roman"/>
+          <w:sz w:val="24"/>
+        </w:rPr>
+        <w:t xml:space="preserve"> {{BAIRRO_ALUNO}}</w:t>
+      </w:r>
+      <w:r>
+        <w:rPr>
+          <w:rFonts w:ascii="Times New Roman" w:hAnsi="Times New Roman"/>
+          <w:b/>
+          <w:sz w:val="24"/>
+        </w:rPr>
+        <w:tab/>
+        <w:t>CIDADE:</w:t>
+      </w:r>
+      <w:r>
+        <w:rPr>
+          <w:rFonts w:ascii="Times New Roman" w:hAnsi="Times New Roman"/>
+          <w:sz w:val="24"/>
+        </w:rPr>
+        <w:t xml:space="preserve"> {{CIDADE_ALUNO}}</w:t>
+      </w:r>
+    </w:p>
+    <w:p>
+      <w:pPr>
+        <w:spacing w:before="240" w:after="120" w:line="480" w:lineRule="auto"/>
+        <w:rPr>
+          <w:rFonts w:ascii="Times New Roman" w:eastAsia="Arial" w:hAnsi="Times New Roman" w:cs="Times New Roman"/>
+          <w:sz w:val="24"/>
+          <w:szCs w:val="24"/>
+          <w:highlight w:val="yellow"/>
+        </w:rPr>
+      </w:pPr>
+      <w:r>
+        <w:rPr>
           <w:rFonts w:ascii="Times New Roman" w:eastAsia="Arial" w:hAnsi="Times New Roman" w:cs="Times New Roman"/>
           <w:b/>
           <w:bCs/>
@@ -1348,7 +1411,7 @@
           <w:szCs w:val="24"/>
           <w:highlight w:val="white"/>
         </w:rPr>
-        <w:t>BAIRRO:</w:t>
+        <w:t xml:space="preserve">E-MAIL (@uni9): </w:t>
       </w:r>
       <w:r>
         <w:rPr>
@@ -1357,25 +1420,59 @@
           <w:szCs w:val="24"/>
           <w:highlight w:val="white"/>
         </w:rPr>
-        <w:t xml:space="preserve"> {{BAIRRO_ALUNO}}</w:t>
-      </w:r>
-      <w:r>
-        <w:rPr>
-          <w:rFonts w:ascii="Times New Roman" w:eastAsia="Arial" w:hAnsi="Times New Roman" w:cs="Times New Roman"/>
+        <w:t>{{EMAIL_ALUNO}}</w:t>
+      </w:r>
+    </w:p>
+    <w:p>
+      <w:pPr>
+        <w:spacing w:before="240" w:after="120" w:line="480" w:lineRule="auto"/>
+        <w:rPr>
+          <w:rFonts w:ascii="Times New Roman" w:eastAsia="Arial" w:hAnsi="Times New Roman" w:cs="Times New Roman"/>
+          <w:sz w:val="24"/>
+          <w:szCs w:val="24"/>
+          <w:highlight w:val="yellow"/>
+        </w:rPr>
+      </w:pPr>
+      <w:r>
+        <w:rPr>
+          <w:rFonts w:ascii="Times New Roman" w:eastAsia="Arial" w:hAnsi="Times New Roman" w:cs="Times New Roman"/>
+          <w:b/>
+          <w:bCs/>
           <w:sz w:val="24"/>
           <w:szCs w:val="24"/>
           <w:highlight w:val="white"/>
         </w:rPr>
-        <w:tab/>
-      </w:r>
-      <w:r>
-        <w:rPr>
-          <w:rFonts w:ascii="Times New Roman" w:eastAsia="Arial" w:hAnsi="Times New Roman" w:cs="Times New Roman"/>
+        <w:t>Nº DE TELEFONE CELULAR:</w:t>
+      </w:r>
+      <w:r>
+        <w:rPr>
+          <w:rFonts w:ascii="Times New Roman" w:eastAsia="Arial" w:hAnsi="Times New Roman" w:cs="Times New Roman"/>
+          <w:sz w:val="24"/>
+          <w:szCs w:val="24"/>
+        </w:rPr>
+        <w:t xml:space="preserve"> {{TELEFONE_ALUNO}}</w:t>
+      </w:r>
+    </w:p>
+    <w:p>
+      <w:pPr>
+        <w:spacing w:before="240" w:after="120" w:line="480" w:lineRule="auto"/>
+        <w:rPr>
+          <w:rFonts w:ascii="Times New Roman" w:eastAsia="Arial" w:hAnsi="Times New Roman" w:cs="Times New Roman"/>
+          <w:sz w:val="24"/>
+          <w:szCs w:val="24"/>
+          <w:highlight w:val="yellow"/>
+        </w:rPr>
+      </w:pPr>
+      <w:r>
+        <w:rPr>
+          <w:rFonts w:ascii="Times New Roman" w:eastAsia="Arial" w:hAnsi="Times New Roman" w:cs="Times New Roman"/>
+          <w:b/>
+          <w:bCs/>
           <w:sz w:val="24"/>
           <w:szCs w:val="24"/>
           <w:highlight w:val="white"/>
         </w:rPr>
-        <w:tab/>
+        <w:t>SEMESTRE MATRICULADO EM 2026.</w:t>
       </w:r>
       <w:r>
         <w:rPr>
@@ -1386,99 +1483,18 @@
           <w:szCs w:val="24"/>
           <w:highlight w:val="white"/>
         </w:rPr>
-        <w:t xml:space="preserve">CIDADE: </w:t>
-      </w:r>
-      <w:r>
-        <w:rPr>
-          <w:rFonts w:ascii="Times New Roman" w:eastAsia="Arial" w:hAnsi="Times New Roman" w:cs="Times New Roman"/>
+        <w:t>2</w:t>
+      </w:r>
+      <w:r>
+        <w:rPr>
+          <w:rFonts w:ascii="Times New Roman" w:eastAsia="Arial" w:hAnsi="Times New Roman" w:cs="Times New Roman"/>
+          <w:b/>
+          <w:bCs/>
           <w:sz w:val="24"/>
           <w:szCs w:val="24"/>
           <w:highlight w:val="white"/>
         </w:rPr>
-        <w:t>{{CIDADE_ALUNO}}</w:t>
-      </w:r>
-    </w:p>
-    <w:p>
-      <w:pPr>
-        <w:spacing w:before="240" w:after="120" w:line="480" w:lineRule="auto"/>
-        <w:rPr>
-          <w:rFonts w:ascii="Times New Roman" w:eastAsia="Arial" w:hAnsi="Times New Roman" w:cs="Times New Roman"/>
-          <w:sz w:val="24"/>
-          <w:szCs w:val="24"/>
-          <w:highlight w:val="yellow"/>
-        </w:rPr>
-      </w:pPr>
-      <w:r>
-        <w:rPr>
-          <w:rFonts w:ascii="Times New Roman" w:eastAsia="Arial" w:hAnsi="Times New Roman" w:cs="Times New Roman"/>
-          <w:b/>
-          <w:bCs/>
-          <w:sz w:val="24"/>
-          <w:szCs w:val="24"/>
-          <w:highlight w:val="white"/>
-        </w:rPr>
-        <w:t xml:space="preserve">E-MAIL (@uni9): </w:t>
-      </w:r>
-      <w:r>
-        <w:rPr>
-          <w:rFonts w:ascii="Times New Roman" w:eastAsia="Arial" w:hAnsi="Times New Roman" w:cs="Times New Roman"/>
-          <w:sz w:val="24"/>
-          <w:szCs w:val="24"/>
-          <w:highlight w:val="white"/>
-        </w:rPr>
-        <w:t>{{EMAIL_ALUNO}}</w:t>
-      </w:r>
-    </w:p>
-    <w:p>
-      <w:pPr>
-        <w:spacing w:before="240" w:after="120" w:line="480" w:lineRule="auto"/>
-        <w:rPr>
-          <w:rFonts w:ascii="Times New Roman" w:eastAsia="Arial" w:hAnsi="Times New Roman" w:cs="Times New Roman"/>
-          <w:sz w:val="24"/>
-          <w:szCs w:val="24"/>
-          <w:highlight w:val="yellow"/>
-        </w:rPr>
-      </w:pPr>
-      <w:r>
-        <w:rPr>
-          <w:rFonts w:ascii="Times New Roman" w:eastAsia="Arial" w:hAnsi="Times New Roman" w:cs="Times New Roman"/>
-          <w:b/>
-          <w:bCs/>
-          <w:sz w:val="24"/>
-          <w:szCs w:val="24"/>
-          <w:highlight w:val="white"/>
-        </w:rPr>
-        <w:t>Nº DE TELEFONE CELULAR:</w:t>
-      </w:r>
-      <w:r>
-        <w:rPr>
-          <w:rFonts w:ascii="Times New Roman" w:eastAsia="Arial" w:hAnsi="Times New Roman" w:cs="Times New Roman"/>
-          <w:sz w:val="24"/>
-          <w:szCs w:val="24"/>
-        </w:rPr>
-        <w:t xml:space="preserve"> {{TELEFONE_ALUNO}}</w:t>
-      </w:r>
-    </w:p>
-    <w:p>
-      <w:pPr>
-        <w:spacing w:before="240" w:after="120" w:line="480" w:lineRule="auto"/>
-        <w:rPr>
-          <w:rFonts w:ascii="Times New Roman" w:eastAsia="Arial" w:hAnsi="Times New Roman" w:cs="Times New Roman"/>
-          <w:sz w:val="24"/>
-          <w:szCs w:val="24"/>
-          <w:highlight w:val="yellow"/>
-        </w:rPr>
-      </w:pPr>
-      <w:r>
-        <w:rPr>
-          <w:rFonts w:ascii="Times New Roman" w:eastAsia="Arial" w:hAnsi="Times New Roman" w:cs="Times New Roman"/>
-          <w:b/>
-          <w:bCs/>
-          <w:sz w:val="24"/>
-          <w:szCs w:val="24"/>
-          <w:highlight w:val="white"/>
-        </w:rPr>
-        <w:t xml:space="preserve">SEMESTRE MATRICULADO EM 2026.1: </w:t>
+        <w:t xml:space="preserve">: </w:t>
       </w:r>
       <w:r>
         <w:rPr>
@@ -1660,14 +1676,18 @@
       </w:pPr>
       <w:r>
         <w:rPr>
-          <w:rFonts w:ascii="Times New Roman" w:eastAsia="Arial" w:hAnsi="Times New Roman" w:cs="Times New Roman"/>
-          <w:b/>
-          <w:bCs/>
-          <w:sz w:val="24"/>
-          <w:szCs w:val="24"/>
-          <w:highlight w:val="white"/>
-        </w:rPr>
-        <w:t>EMPRESA SEGURADORA: {{SEGURADORA}}</w:t>
+          <w:rFonts w:ascii="Times New Roman" w:hAnsi="Times New Roman"/>
+          <w:b/>
+          <w:sz w:val="24"/>
+        </w:rPr>
+        <w:t>EMPRESA SEGURADORA:</w:t>
+      </w:r>
+      <w:r>
+        <w:rPr>
+          <w:rFonts w:ascii="Times New Roman" w:hAnsi="Times New Roman"/>
+          <w:sz w:val="24"/>
+        </w:rPr>
+        <w:t xml:space="preserve"> {{SEGURADORA}}</w:t>
       </w:r>
     </w:p>
     <w:p>
@@ -2042,6 +2062,9 @@
     </w:p>
     <w:p>
       <w:pPr>
+        <w:tabs>
+          <w:tab w:val="left" w:pos="4819"/>
+        </w:tabs>
         <w:spacing w:after="200" w:line="480" w:lineRule="auto"/>
         <w:rPr>
           <w:rFonts w:ascii="Times New Roman" w:eastAsia="Arial" w:hAnsi="Times New Roman" w:cs="Times New Roman"/>
@@ -2052,44 +2075,34 @@
       </w:pPr>
       <w:r>
         <w:rPr>
-          <w:rFonts w:ascii="Times New Roman" w:eastAsia="Arial" w:hAnsi="Times New Roman" w:cs="Times New Roman"/>
-          <w:b/>
-          <w:bCs/>
-          <w:sz w:val="24"/>
-          <w:szCs w:val="24"/>
-          <w:highlight w:val="white"/>
-        </w:rPr>
-        <w:t xml:space="preserve">BAIRRO: </w:t>
-      </w:r>
-      <w:r>
-        <w:rPr>
-          <w:rFonts w:ascii="Times New Roman" w:eastAsia="Arial" w:hAnsi="Times New Roman" w:cs="Times New Roman"/>
-          <w:sz w:val="24"/>
-          <w:szCs w:val="24"/>
-          <w:highlight w:val="white"/>
-        </w:rPr>
-        <w:t>{{BAIRRO_EMPRESA}}</w:t>
-      </w:r>
-      <w:r>
-        <w:rPr>
-          <w:rFonts w:ascii="Times New Roman" w:eastAsia="Arial" w:hAnsi="Times New Roman" w:cs="Times New Roman"/>
-          <w:b/>
-          <w:bCs/>
-          <w:sz w:val="24"/>
-          <w:szCs w:val="24"/>
-          <w:highlight w:val="white"/>
+          <w:rFonts w:ascii="Times New Roman" w:hAnsi="Times New Roman"/>
+          <w:b/>
+          <w:sz w:val="24"/>
+        </w:rPr>
+        <w:t>BAIRRO:</w:t>
+      </w:r>
+      <w:r>
+        <w:rPr>
+          <w:rFonts w:ascii="Times New Roman" w:hAnsi="Times New Roman"/>
+          <w:sz w:val="24"/>
+        </w:rPr>
+        <w:t xml:space="preserve"> {{BAIRRO_EMPRESA}}</w:t>
+      </w:r>
+      <w:r>
+        <w:rPr>
+          <w:rFonts w:ascii="Times New Roman" w:hAnsi="Times New Roman"/>
+          <w:b/>
+          <w:sz w:val="24"/>
         </w:rPr>
         <w:tab/>
-        <w:t xml:space="preserve">CIDADE: </w:t>
-      </w:r>
-      <w:r>
-        <w:rPr>
-          <w:rFonts w:ascii="Times New Roman" w:eastAsia="Arial" w:hAnsi="Times New Roman" w:cs="Times New Roman"/>
-          <w:sz w:val="24"/>
-          <w:szCs w:val="24"/>
-          <w:highlight w:val="white"/>
-        </w:rPr>
-        <w:t>{{CIDADE_EMPRESA}}</w:t>
+        <w:t>CIDADE:</w:t>
+      </w:r>
+      <w:r>
+        <w:rPr>
+          <w:rFonts w:ascii="Times New Roman" w:hAnsi="Times New Roman"/>
+          <w:sz w:val="24"/>
+        </w:rPr>
+        <w:t xml:space="preserve"> {{CIDADE_EMPRESA}}</w:t>
       </w:r>
     </w:p>
     <w:p>
@@ -2228,6 +2241,13 @@
         </w:rPr>
         <w:t xml:space="preserve"> DO RT: </w:t>
       </w:r>
+      <w:r>
+        <w:rPr>
+          <w:rFonts w:ascii="Times New Roman" w:hAnsi="Times New Roman"/>
+          <w:sz w:val="24"/>
+        </w:rPr>
+        <w:t xml:space="preserve"> {{SIGLA_CONSELHO_RT}}</w:t>
+      </w:r>
     </w:p>
     <w:p>
       <w:pPr>
@@ -2257,7 +2277,7 @@
           <w:szCs w:val="24"/>
           <w:highlight w:val="white"/>
         </w:rPr>
-        <w:t>{{CONSELHO_RT}}</w:t>
+        <w:t>{{NUMERO_CONSELHO_RT}}</w:t>
       </w:r>
     </w:p>
     <w:p>
@@ -2414,7 +2434,7 @@
           <w:rFonts w:ascii="Times New Roman" w:eastAsia="Arial" w:hAnsi="Times New Roman" w:cs="Times New Roman"/>
           <w:highlight w:val="white"/>
         </w:rPr>
-        <w:t>{{CONSELHO_RT}}</w:t>
+        <w:t>{{CONSELHO_RT_DOCUMENTO}}</w:t>
       </w:r>
     </w:p>
     <w:p>
@@ -2496,6 +2516,7 @@
           <w:szCs w:val="20"/>
           <w:highlight w:val="white"/>
         </w:rPr>
+        <w:lastRenderedPageBreak/>
         <w:t xml:space="preserve">*Obs.: Todas as páginas do relatório deverão estar rubricadas pelo RT e sua assinatura e carimbo deverá constar no quadro de avaliação e na ficha de frequência </w:t>
       </w:r>
       <w:r>
@@ -6780,7 +6801,7 @@
           <w:sz w:val="24"/>
           <w:szCs w:val="24"/>
         </w:rPr>
-        <w:t xml:space="preserve">Eu,{{NOME_RT}}, portador do Registro Profissional (CRF, CRBM e etc) nº {{CONSELHO_RT}} declaro que o acadêmico {{NOME_ALUNO}}, RA nº {{RA_ALUNO}}, cumpriu carga horária de {{CARGA_HORARIA}} de estágio nesta Instituição.  </w:t>
+        <w:t xml:space="preserve">Eu,{{NOME_RT}}, portador do Registro Profissional (CRF, CRBM e etc) nº {{CONSELHO_RT_DOCUMENTO}} declaro que o acadêmico {{NOME_ALUNO}}, RA nº {{RA_ALUNO}}, cumpriu carga horária de {{CARGA_HORARIA}} de estágio nesta Instituição.  </w:t>
       </w:r>
     </w:p>
     <w:p>
@@ -7025,7 +7046,7 @@
           <w:sz w:val="24"/>
           <w:szCs w:val="24"/>
         </w:rPr>
-        <w:t>{{CONSELHO_RT}}</w:t>
+        <w:t>{{CONSELHO_RT_DOCUMENTO}}</w:t>
       </w:r>
     </w:p>
     <w:tbl>
@@ -11208,7 +11229,27 @@
         <w:sz w:val="20"/>
         <w:szCs w:val="20"/>
       </w:rPr>
-      <w:t>Relatório de estágio supervisionado 2026.1 - Farmácia Uni9</w:t>
+      <w:t>Relatório de estágio supervisionado 2026.</w:t>
+    </w:r>
+    <w:r>
+      <w:rPr>
+        <w:rFonts w:ascii="Times New Roman" w:hAnsi="Times New Roman" w:cs="Times New Roman"/>
+        <w:i/>
+        <w:iCs/>
+        <w:sz w:val="20"/>
+        <w:szCs w:val="20"/>
+      </w:rPr>
+      <w:t>2</w:t>
+    </w:r>
+    <w:r>
+      <w:rPr>
+        <w:rFonts w:ascii="Times New Roman" w:hAnsi="Times New Roman" w:cs="Times New Roman"/>
+        <w:i/>
+        <w:iCs/>
+        <w:sz w:val="20"/>
+        <w:szCs w:val="20"/>
+      </w:rPr>
+      <w:t xml:space="preserve"> - Farmácia Uni9</w:t>
     </w:r>
   </w:p>
 </w:hdr>

--- a/templates/farmacia/modelo_relatorio_farmacia_automatizado.docx
+++ b/templates/farmacia/modelo_relatorio_farmacia_automatizado.docx
@@ -6801,7 +6801,7 @@
           <w:sz w:val="24"/>
           <w:szCs w:val="24"/>
         </w:rPr>
-        <w:t xml:space="preserve">Eu,{{NOME_RT}}, portador do Registro Profissional (CRF, CRBM e etc) nº {{CONSELHO_RT_DOCUMENTO}} declaro que o acadêmico {{NOME_ALUNO}}, RA nº {{RA_ALUNO}}, cumpriu carga horária de {{CARGA_HORARIA}} de estágio nesta Instituição.  </w:t>
+        <w:t xml:space="preserve">Eu,{{NOME_RT}}, portador do Registro Profissional (CRF, CRBM e etc) {{CONSELHO_RT_DOCUMENTO}} declaro que o acadêmico {{NOME_ALUNO}}, RA nº {{RA_ALUNO}}, cumpriu carga horária de {{CARGA_HORARIA}} de estágio nesta Instituição.  </w:t>
       </w:r>
     </w:p>
     <w:p>
@@ -7038,7 +7038,7 @@
           <w:szCs w:val="24"/>
         </w:rPr>
         <w:tab/>
-        <w:t xml:space="preserve">  Conselho nº </w:t>
+        <w:t xml:space="preserve">  Conselho </w:t>
       </w:r>
       <w:r>
         <w:rPr>
